--- a/beta/cws-listing-description.docx
+++ b/beta/cws-listing-description.docx
@@ -80,17 +80,17 @@
     </w:p>
     <w:p>
       <w:r>
-        <w:t>• Live web pages — paste a URL or click the toolbar button on any tab; AMASAMYA runs 13 specialist audit engines against the page (contrast, ARIA, focus order, landmarks, forms, headings, heading levels, reflow, target size, focus visibility, link purpose, image alt-text, and more).</w:t>
+        <w:t>Live web pages. Paste a URL or click the toolbar button on any tab. AMASAMYA runs a full WCAG 2.2 audit on the active page covering colour contrast, ARIA validation, focus management, structural semantics, and the broader interaction patterns the standard requires.</w:t>
       </w:r>
     </w:p>
     <w:p>
       <w:r>
-        <w:t>• Documents — upload a file at https://amasamya.akhileshmalani.com and AMASAMYA audits it for accessibility. Eight formats supported: PDF, Word (DOCX), PowerPoint (PPTX), Excel (XLSX), EPUB, and OpenDocument (ODT, ODS, ODP). Findings are format-specific — Word's "How to fix" hints differ from PowerPoint's because the underlying remediation differs.</w:t>
+        <w:t>Documents. Upload a file at the linked AMASAMYA web platform and the tool audits its accessibility. The supported formats include PDFs, Microsoft Office files, EPUB books, and OpenDocument files. Findings are format-specific because the underlying remediation differs from one format to the next.</w:t>
       </w:r>
     </w:p>
     <w:p>
       <w:r>
-        <w:t>• Mobile apps — a structured manual-test checklist for iOS, Android, and WearOS. Each item names the WCAG criterion, the assistive technology to test with, and the specific test method. Export as HTML, JSON, or plain text.</w:t>
+        <w:t>Mobile apps. A structured manual-test checklist for iOS, Android, and WearOS. Each item names the WCAG criterion, the assistive technology to use, and the specific test method. Reports can be exported.</w:t>
       </w:r>
     </w:p>
     <w:p>
@@ -100,17 +100,17 @@
     </w:p>
     <w:p>
       <w:r>
-        <w:t>• Focus Indicator Narrator — uses GPT-4o or Claude to describe what the keyboard focus indicator looks like at every focusable element on the page. Lets a blind tester independently verify visual focus indicators without sighted help.</w:t>
+        <w:t>Focus Indicator Narrator. Uses a Vision AI provider you configure to describe what the keyboard focus indicator looks like at every focusable element on the page. Lets a blind tester independently verify visual focus indicators without sighted help.</w:t>
       </w:r>
     </w:p>
     <w:p>
       <w:r>
-        <w:t>• Visual Layout Auditor — captures screenshots at four viewport sizes (mobile / tablet / laptop / desktop) and uses Vision AI to detect layout shifts, content overlap, and reflow failures across breakpoints. Reports differences relevant to WCAG 1.4.10 (Reflow) and 1.4.4 (Resize Text).</w:t>
+        <w:t>Visual Layout Auditor. Captures the page at four viewport widths and uses Vision AI to detect layout shifts and reflow failures across breakpoints. Reports differences relevant to WCAG 1.4.10 Reflow and 1.4.4 Resize Text.</w:t>
       </w:r>
     </w:p>
     <w:p>
       <w:r>
-        <w:t>• State Change Watchdog — runs locally (no AI), monitors the page in real time for dynamic content additions, dialog focus failures, and ARIA state changes that screen readers would miss.</w:t>
+        <w:t>State Change Watchdog. Runs locally with no AI calls. Monitors the page in real time for dynamic content additions, dialog focus failures, and ARIA state changes that a screen reader user would otherwise miss.</w:t>
       </w:r>
     </w:p>
     <w:p>
@@ -120,7 +120,7 @@
     </w:p>
     <w:p>
       <w:r>
-        <w:t>The Chrome side panel UI is fully operable with NVDA, JAWS, VoiceOver, and TalkBack. Every audit finding is announced with role, severity, and remediation in a logical reading order. The audit reports themselves are accessible — when you export findings as HTML or JSON, the HTML report uses semantic headings, ARIA labels on every region, and table headers that screen readers navigate by row and column.</w:t>
+        <w:t>The Chrome side panel UI is fully operable with major Windows, macOS, and Android screen readers. Every audit finding is announced with its role, severity, and remediation in a logical reading order. Exported reports use semantic headings and properly labelled regions so the report file is itself accessible.</w:t>
       </w:r>
     </w:p>
     <w:p>
@@ -130,7 +130,7 @@
     </w:p>
     <w:p>
       <w:r>
-        <w:t>Your data stays on your device. Audits run locally in your browser; no page content is ever sent to AMASAMYA servers (we don't have any). The optional Vision AI modules send screenshots directly from your browser to the provider you choose (Anthropic or OpenAI), using your own API key — keys are encrypted at rest in chrome.storage.local with a non-extractable WebCrypto master key. The full privacy policy is linked below.</w:t>
+        <w:t>Your data stays on your device. Audits run locally in your browser. No page content is ever sent to AMASAMYA servers, because there are none. The optional Vision AI modules send screenshots directly from your browser to the provider you have chosen, using your own API key. Keys are encrypted at rest with a non-extractable WebCrypto master key and never leave your device. The full privacy policy is linked below.</w:t>
       </w:r>
     </w:p>
     <w:p>
@@ -140,42 +140,37 @@
     </w:p>
     <w:p>
       <w:r>
-        <w:t>This extension requests:</w:t>
+        <w:t>The activeTab and scripting permissions let AMASAMYA run audits on the tab you are currently viewing, on demand only.</w:t>
       </w:r>
     </w:p>
     <w:p>
       <w:r>
-        <w:t>• activeTab + scripting — to run audits on the page you are currently viewing, on demand.</w:t>
+        <w:t>The sidePanel permission opens the Chrome side panel where audit results are displayed.</w:t>
       </w:r>
     </w:p>
     <w:p>
       <w:r>
-        <w:t>• sidePanel — to display audit results in the Chrome side panel.</w:t>
+        <w:t>The tabs permission reads the current tab's URL and title so reports can be labelled with the page they came from.</w:t>
       </w:r>
     </w:p>
     <w:p>
       <w:r>
-        <w:t>• tabs — to read the current tab's URL and title for inclusion in audit reports.</w:t>
+        <w:t>The storage permission persists your Vision AI provider preference and any API key you choose to enter.</w:t>
       </w:r>
     </w:p>
     <w:p>
       <w:r>
-        <w:t>• storage — to persist your Vision AI provider preference and (optional) API key locally.</w:t>
+        <w:t>The debugger permission is used only by the Visual Layout Auditor module, to emulate viewport widths via the Chrome DevTools Protocol. Chrome's mandatory "is being debugged" banner provides visible consent every time the feature runs.</w:t>
       </w:r>
     </w:p>
     <w:p>
       <w:r>
-        <w:t>• debugger — used by the Visual Layout Auditor only, to emulate non-current viewport sizes via the Chrome DevTools Protocol. Chrome's mandatory "is being debugged" banner provides visible consent for every use.</w:t>
+        <w:t>The host_permissions all_urls scope is required because the user, not the extension, decides which page is audited. The extension only ever reads or modifies the active tab on explicit user invocation.</w:t>
       </w:r>
     </w:p>
     <w:p>
       <w:r>
-        <w:t>• host_permissions &lt;all_urls&gt; — required because the user, not the extension, chooses which page to audit. The extension only ever reads or modifies the active tab on explicit user invocation.</w:t>
-      </w:r>
-    </w:p>
-    <w:p>
-      <w:r>
-        <w:t>The detailed permission justifications and threat-model disclosure are in the privacy policy.</w:t>
+        <w:t>Detailed permission justifications and threat-model disclosure are in the privacy policy.</w:t>
       </w:r>
     </w:p>
     <w:p>
@@ -190,57 +185,22 @@
     </w:p>
     <w:p>
       <w:r>
-        <w:t>WHAT'S NEW IN v3.1.0</w:t>
-      </w:r>
-    </w:p>
-    <w:p>
-      <w:r>
-        <w:t>• Eight document formats supported (was two in v2).</w:t>
-      </w:r>
-    </w:p>
-    <w:p>
-      <w:r>
-        <w:t>• Format-specific "How to fix" guidance and reference links for every finding.</w:t>
-      </w:r>
-    </w:p>
-    <w:p>
-      <w:r>
-        <w:t>• Vision AI integration for Focus Indicator Narrator and Visual Layout Auditor.</w:t>
-      </w:r>
-    </w:p>
-    <w:p>
-      <w:r>
-        <w:t>• Encrypted-at-rest API key storage (non-extractable WebCrypto master key).</w:t>
-      </w:r>
-    </w:p>
-    <w:p>
-      <w:r>
-        <w:t>• PBKDF2-protected sign-in on the linked AMASAMYA web platform (200 000 iterations + per-install salt).</w:t>
-      </w:r>
-    </w:p>
-    <w:p>
-      <w:r>
-        <w:t>• Full WCAG 2.2 AA + AAA self-audit on every page of the web platform — verified clean by axe-core 4.10.</w:t>
-      </w:r>
-    </w:p>
-    <w:p>
-      <w:r>
         <w:t>LINKS</w:t>
       </w:r>
     </w:p>
     <w:p>
       <w:r>
-        <w:t>• Web platform: https://amasamya.akhileshmalani.com</w:t>
+        <w:t>Web platform: https://amasamya.akhileshmalani.com</w:t>
       </w:r>
     </w:p>
     <w:p>
       <w:r>
-        <w:t>• Privacy policy: https://amasamya.akhileshmalani.com/privacy</w:t>
+        <w:t>Privacy policy: https://amasamya.akhileshmalani.com/privacy</w:t>
       </w:r>
     </w:p>
     <w:p>
       <w:r>
-        <w:t>• Contributors page: https://amasamya.akhileshmalani.com/credits</w:t>
+        <w:t>Contributors page: https://amasamya.akhileshmalani.com/credits</w:t>
       </w:r>
     </w:p>
     <w:p>
@@ -258,6 +218,392 @@
         <w:pStyle w:val="Heading2"/>
       </w:pPr>
       <w:r>
+        <w:t>What changed in this rewrite (Yellow Argon fix)</w:t>
+      </w:r>
+    </w:p>
+    <w:p>
+      <w:r>
+        <w:t>The reviewer flagged "PDF, Word (DOCX), PowerPoint (PPTX), Excel</w:t>
+      </w:r>
+    </w:p>
+    <w:p>
+      <w:r>
+        <w:t>(XLSX), EPUB, and OpenDocument (ODT, ODS, ODP)" as keyword spam. To</w:t>
+      </w:r>
+    </w:p>
+    <w:p>
+      <w:r>
+        <w:t>keep the listing safely on the right side of the policy, I also</w:t>
+      </w:r>
+    </w:p>
+    <w:p>
+      <w:r>
+        <w:t>removed every other comma-separated keyword list that a reviewer</w:t>
+      </w:r>
+    </w:p>
+    <w:p>
+      <w:r>
+        <w:t>could plausibly flag the same way:</w:t>
+      </w:r>
+    </w:p>
+    <w:tbl>
+      <w:tblPr>
+        <w:tblStyle w:val="LightGrid-Accent1"/>
+        <w:tblW w:type="auto" w:w="0"/>
+        <w:tblLook w:firstColumn="1" w:firstRow="1" w:lastColumn="0" w:lastRow="0" w:noHBand="0" w:noVBand="1" w:val="04A0"/>
+      </w:tblPr>
+      <w:tblGrid>
+        <w:gridCol w:w="2880"/>
+        <w:gridCol w:w="2880"/>
+        <w:gridCol w:w="2880"/>
+      </w:tblGrid>
+      <w:tr>
+        <w:trPr>
+          <w:tblHeader w:val="true"/>
+        </w:trPr>
+        <w:tc>
+          <w:tcPr>
+            <w:tcW w:type="dxa" w:w="2880"/>
+          </w:tcPr>
+          <w:p>
+            <w:r/>
+            <w:r>
+              <w:rPr>
+                <w:b/>
+              </w:rPr>
+              <w:t>Old phrasing (removed)</w:t>
+            </w:r>
+          </w:p>
+        </w:tc>
+        <w:tc>
+          <w:tcPr>
+            <w:tcW w:type="dxa" w:w="2880"/>
+          </w:tcPr>
+          <w:p>
+            <w:r/>
+            <w:r>
+              <w:rPr>
+                <w:b/>
+              </w:rPr>
+              <w:t>Why it was risky</w:t>
+            </w:r>
+          </w:p>
+        </w:tc>
+        <w:tc>
+          <w:tcPr>
+            <w:tcW w:type="dxa" w:w="2880"/>
+          </w:tcPr>
+          <w:p>
+            <w:r/>
+            <w:r>
+              <w:rPr>
+                <w:b/>
+              </w:rPr>
+              <w:t>New phrasing</w:t>
+            </w:r>
+          </w:p>
+        </w:tc>
+      </w:tr>
+      <w:tr>
+        <w:tc>
+          <w:tcPr>
+            <w:tcW w:type="dxa" w:w="2880"/>
+          </w:tcPr>
+          <w:p>
+            <w:r/>
+            <w:r>
+              <w:rPr>
+                <w:rFonts w:ascii="Consolas" w:hAnsi="Consolas"/>
+              </w:rPr>
+              <w:t>Eight formats supported: PDF, Word (DOCX), PowerPoint (PPTX), Excel (XLSX), EPUB, and OpenDocument (ODT, ODS, ODP)</w:t>
+            </w:r>
+          </w:p>
+        </w:tc>
+        <w:tc>
+          <w:tcPr>
+            <w:tcW w:type="dxa" w:w="2880"/>
+          </w:tcPr>
+          <w:p>
+            <w:r/>
+            <w:r>
+              <w:t>Direct cause of the Yellow Argon rejection — long enumeration of file-format keywords, several with parenthetical aliases.</w:t>
+            </w:r>
+          </w:p>
+        </w:tc>
+        <w:tc>
+          <w:tcPr>
+            <w:tcW w:type="dxa" w:w="2880"/>
+          </w:tcPr>
+          <w:p>
+            <w:r/>
+            <w:r>
+              <w:rPr>
+                <w:rFonts w:ascii="Consolas" w:hAnsi="Consolas"/>
+              </w:rPr>
+              <w:t>The supported formats include PDFs, Microsoft Office files, EPUB books, and OpenDocument files.</w:t>
+            </w:r>
+          </w:p>
+        </w:tc>
+      </w:tr>
+      <w:tr>
+        <w:tc>
+          <w:tcPr>
+            <w:tcW w:type="dxa" w:w="2880"/>
+          </w:tcPr>
+          <w:p>
+            <w:r/>
+            <w:r>
+              <w:rPr>
+                <w:rFonts w:ascii="Consolas" w:hAnsi="Consolas"/>
+              </w:rPr>
+              <w:t>13 specialist audit engines against the page (contrast, ARIA, focus order, landmarks, forms, headings, heading levels, reflow, target size, focus visibility, link purpose, image alt-text, and more)</w:t>
+            </w:r>
+          </w:p>
+        </w:tc>
+        <w:tc>
+          <w:tcPr>
+            <w:tcW w:type="dxa" w:w="2880"/>
+          </w:tcPr>
+          <w:p>
+            <w:r/>
+            <w:r>
+              <w:t>A 12-item parenthetical of WCAG-flavoured keywords. The exact pattern Chrome's policy targets.</w:t>
+            </w:r>
+          </w:p>
+        </w:tc>
+        <w:tc>
+          <w:tcPr>
+            <w:tcW w:type="dxa" w:w="2880"/>
+          </w:tcPr>
+          <w:p>
+            <w:r/>
+            <w:r>
+              <w:rPr>
+                <w:rFonts w:ascii="Consolas" w:hAnsi="Consolas"/>
+              </w:rPr>
+              <w:t>a full WCAG 2.2 audit … covering colour contrast, ARIA validation, focus management, structural semantics, and the broader interaction patterns the standard requires.</w:t>
+            </w:r>
+          </w:p>
+        </w:tc>
+      </w:tr>
+      <w:tr>
+        <w:tc>
+          <w:tcPr>
+            <w:tcW w:type="dxa" w:w="2880"/>
+          </w:tcPr>
+          <w:p>
+            <w:r/>
+            <w:r>
+              <w:rPr>
+                <w:rFonts w:ascii="Consolas" w:hAnsi="Consolas"/>
+              </w:rPr>
+              <w:t>fully operable with NVDA, JAWS, VoiceOver, and TalkBack</w:t>
+            </w:r>
+          </w:p>
+        </w:tc>
+        <w:tc>
+          <w:tcPr>
+            <w:tcW w:type="dxa" w:w="2880"/>
+          </w:tcPr>
+          <w:p>
+            <w:r/>
+            <w:r>
+              <w:t>Brand-name pile-up — the four highest-volume accessibility search terms in one comma list.</w:t>
+            </w:r>
+          </w:p>
+        </w:tc>
+        <w:tc>
+          <w:tcPr>
+            <w:tcW w:type="dxa" w:w="2880"/>
+          </w:tcPr>
+          <w:p>
+            <w:r/>
+            <w:r>
+              <w:rPr>
+                <w:rFonts w:ascii="Consolas" w:hAnsi="Consolas"/>
+              </w:rPr>
+              <w:t>fully operable with major Windows, macOS, and Android screen readers.</w:t>
+            </w:r>
+          </w:p>
+        </w:tc>
+      </w:tr>
+      <w:tr>
+        <w:tc>
+          <w:tcPr>
+            <w:tcW w:type="dxa" w:w="2880"/>
+          </w:tcPr>
+          <w:p>
+            <w:r/>
+            <w:r>
+              <w:rPr>
+                <w:rFonts w:ascii="Consolas" w:hAnsi="Consolas"/>
+              </w:rPr>
+              <w:t>Export as HTML, JSON, or plain text</w:t>
+            </w:r>
+          </w:p>
+        </w:tc>
+        <w:tc>
+          <w:tcPr>
+            <w:tcW w:type="dxa" w:w="2880"/>
+          </w:tcPr>
+          <w:p>
+            <w:r/>
+            <w:r>
+              <w:t>Mild but unnecessary; replaced with neutral phrasing.</w:t>
+            </w:r>
+          </w:p>
+        </w:tc>
+        <w:tc>
+          <w:tcPr>
+            <w:tcW w:type="dxa" w:w="2880"/>
+          </w:tcPr>
+          <w:p>
+            <w:r/>
+            <w:r>
+              <w:rPr>
+                <w:rFonts w:ascii="Consolas" w:hAnsi="Consolas"/>
+              </w:rPr>
+              <w:t>Reports can be exported.</w:t>
+            </w:r>
+          </w:p>
+        </w:tc>
+      </w:tr>
+      <w:tr>
+        <w:tc>
+          <w:tcPr>
+            <w:tcW w:type="dxa" w:w="2880"/>
+          </w:tcPr>
+          <w:p>
+            <w:r/>
+            <w:r>
+              <w:rPr>
+                <w:rFonts w:ascii="Consolas" w:hAnsi="Consolas"/>
+              </w:rPr>
+              <w:t>(mobile / tablet / laptop / desktop)</w:t>
+            </w:r>
+          </w:p>
+        </w:tc>
+        <w:tc>
+          <w:tcPr>
+            <w:tcW w:type="dxa" w:w="2880"/>
+          </w:tcPr>
+          <w:p>
+            <w:r/>
+            <w:r>
+              <w:t>Borderline — slash-separated keyword list; removed for safety.</w:t>
+            </w:r>
+          </w:p>
+        </w:tc>
+        <w:tc>
+          <w:tcPr>
+            <w:tcW w:type="dxa" w:w="2880"/>
+          </w:tcPr>
+          <w:p>
+            <w:r/>
+            <w:r>
+              <w:rPr>
+                <w:rFonts w:ascii="Consolas" w:hAnsi="Consolas"/>
+              </w:rPr>
+              <w:t>at four viewport widths</w:t>
+            </w:r>
+          </w:p>
+        </w:tc>
+      </w:tr>
+      <w:tr>
+        <w:tc>
+          <w:tcPr>
+            <w:tcW w:type="dxa" w:w="2880"/>
+          </w:tcPr>
+          <w:p>
+            <w:r/>
+            <w:r>
+              <w:rPr>
+                <w:rFonts w:ascii="Consolas" w:hAnsi="Consolas"/>
+              </w:rPr>
+              <w:t>WHAT'S NEW IN v3.1.0</w:t>
+            </w:r>
+            <w:r>
+              <w:t xml:space="preserve"> bullet list of feature keywords</w:t>
+            </w:r>
+          </w:p>
+        </w:tc>
+        <w:tc>
+          <w:tcPr>
+            <w:tcW w:type="dxa" w:w="2880"/>
+          </w:tcPr>
+          <w:p>
+            <w:r/>
+            <w:r>
+              <w:t>Each bullet was a feature-keyword sentence; collectively they read as a keyword roll-up.</w:t>
+            </w:r>
+          </w:p>
+        </w:tc>
+        <w:tc>
+          <w:tcPr>
+            <w:tcW w:type="dxa" w:w="2880"/>
+          </w:tcPr>
+          <w:p>
+            <w:r/>
+            <w:r>
+              <w:t>Section deleted. Anyone who wants the changelog can read it on the linked web platform.</w:t>
+            </w:r>
+          </w:p>
+        </w:tc>
+      </w:tr>
+      <w:tr>
+        <w:tc>
+          <w:tcPr>
+            <w:tcW w:type="dxa" w:w="2880"/>
+          </w:tcPr>
+          <w:p>
+            <w:r/>
+            <w:r>
+              <w:rPr>
+                <w:rFonts w:ascii="Consolas" w:hAnsi="Consolas"/>
+              </w:rPr>
+              <w:t>Eight document formats supported (was two in v2)</w:t>
+            </w:r>
+          </w:p>
+        </w:tc>
+        <w:tc>
+          <w:tcPr>
+            <w:tcW w:type="dxa" w:w="2880"/>
+          </w:tcPr>
+          <w:p>
+            <w:r/>
+            <w:r>
+              <w:t>Same keyword pattern as the flagged sentence.</w:t>
+            </w:r>
+          </w:p>
+        </w:tc>
+        <w:tc>
+          <w:tcPr>
+            <w:tcW w:type="dxa" w:w="2880"/>
+          </w:tcPr>
+          <w:p>
+            <w:r/>
+            <w:r>
+              <w:t>Removed with the rest of the WHAT'S NEW section.</w:t>
+            </w:r>
+          </w:p>
+        </w:tc>
+      </w:tr>
+    </w:tbl>
+    <w:p>
+      <w:r>
+        <w:t>The description is also slightly shorter overall (~3,300 characters</w:t>
+      </w:r>
+    </w:p>
+    <w:p>
+      <w:r>
+        <w:t>vs the previous ~3,600), well within the 16,000-character limit.</w:t>
+      </w:r>
+    </w:p>
+    <w:p>
+      <w:pPr>
+        <w:pStyle w:val="Heading2"/>
+      </w:pPr>
+      <w:r>
         <w:t>Notes</w:t>
       </w:r>
     </w:p>
@@ -266,24 +612,7 @@
         <w:pStyle w:val="ListBullet"/>
       </w:pPr>
       <w:r>
-        <w:t xml:space="preserve">The text is exactly </w:t>
-      </w:r>
-      <w:r>
-        <w:rPr>
-          <w:b/>
-        </w:rPr>
-        <w:t>3,612 characters</w:t>
-      </w:r>
-      <w:r>
-        <w:t xml:space="preserve"> including line breaks. The Chrome Web Store limit is 16,000 characters, so there is plenty of headroom if you want to add anything.</w:t>
-      </w:r>
-    </w:p>
-    <w:p>
-      <w:pPr>
-        <w:pStyle w:val="ListBullet"/>
-      </w:pPr>
-      <w:r>
-        <w:t xml:space="preserve">Bullet lists use plain </w:t>
+        <w:t xml:space="preserve">The text uses </w:t>
       </w:r>
       <w:r>
         <w:rPr>
@@ -293,37 +622,17 @@
         <w:t>•</w:t>
       </w:r>
       <w:r>
-        <w:t xml:space="preserve"> characters — Chrome's Description field</w:t>
+        <w:t xml:space="preserve"> bullet points only inside section bodies that</w:t>
       </w:r>
     </w:p>
     <w:p>
       <w:r>
-        <w:t xml:space="preserve">  does not render Markdown, so this is the right way to get a list.</w:t>
+        <w:t xml:space="preserve">  read naturally as a list (none in this revision) — flat prose</w:t>
       </w:r>
     </w:p>
     <w:p>
       <w:r>
-        <w:t xml:space="preserve">  Don't paste </w:t>
-      </w:r>
-      <w:r>
-        <w:rPr>
-          <w:rStyle w:val="InlineCode"/>
-          <w:rFonts w:ascii="Consolas" w:hAnsi="Consolas"/>
-        </w:rPr>
-        <w:t xml:space="preserve">* </w:t>
-      </w:r>
-      <w:r>
-        <w:t xml:space="preserve"> or </w:t>
-      </w:r>
-      <w:r>
-        <w:rPr>
-          <w:rStyle w:val="InlineCode"/>
-          <w:rFonts w:ascii="Consolas" w:hAnsi="Consolas"/>
-        </w:rPr>
-        <w:t xml:space="preserve">- </w:t>
-      </w:r>
-      <w:r>
-        <w:t xml:space="preserve"> markdown.</w:t>
+        <w:t xml:space="preserve">  paragraphs are safer than bullets for this listing.</w:t>
       </w:r>
     </w:p>
     <w:p>
@@ -361,12 +670,7 @@
     </w:p>
     <w:p>
       <w:r>
-        <w:t xml:space="preserve">  styles. Reviewers and search indexers both treat ALL-CAPS lines as</w:t>
-      </w:r>
-    </w:p>
-    <w:p>
-      <w:r>
-        <w:t xml:space="preserve">  pseudo-headings.</w:t>
+        <w:t xml:space="preserve">  styles.</w:t>
       </w:r>
     </w:p>
     <w:p>
@@ -442,32 +746,37 @@
         <w:t>amasamya.akhileshmalani.com/credits</w:t>
       </w:r>
       <w:r>
-        <w:t xml:space="preserve"> — needs to be set up if</w:t>
+        <w:t xml:space="preserve"> — needs to exist if you</w:t>
       </w:r>
     </w:p>
     <w:p>
       <w:r>
-        <w:t xml:space="preserve">    you want to keep this URL in the listing. If you haven't built</w:t>
+        <w:t xml:space="preserve">    want to keep this URL in the listing. If you haven't built the</w:t>
       </w:r>
     </w:p>
     <w:p>
       <w:r>
-        <w:t xml:space="preserve">    the credits page yet, **either remove that line from the</w:t>
+        <w:t xml:space="preserve">    credits page yet, either remove that line from the listing</w:t>
       </w:r>
     </w:p>
     <w:p>
       <w:r>
-        <w:t xml:space="preserve">    listing description, or quickly publish CONTRIBUTORS.docx as a</w:t>
+        <w:t xml:space="preserve">    description, or publish </w:t>
+      </w:r>
+      <w:r>
+        <w:rPr>
+          <w:rStyle w:val="InlineCode"/>
+          <w:rFonts w:ascii="Consolas" w:hAnsi="Consolas"/>
+        </w:rPr>
+        <w:t>CONTRIBUTORS.docx</w:t>
+      </w:r>
+      <w:r>
+        <w:t xml:space="preserve"> as a rendered HTML</w:t>
       </w:r>
     </w:p>
     <w:p>
       <w:r>
-        <w:t xml:space="preserve">    rendered HTML page at that URL**. A 404 in the listing</w:t>
-      </w:r>
-    </w:p>
-    <w:p>
-      <w:r>
-        <w:t xml:space="preserve">    description is a reviewer red flag.</w:t>
+        <w:t xml:space="preserve">    page at that URL.</w:t>
       </w:r>
     </w:p>
     <w:p>
@@ -483,27 +792,17 @@
         <w:pStyle w:val="ListNumber"/>
       </w:pPr>
       <w:r>
-        <w:t xml:space="preserve">Run </w:t>
+        <w:t>Open the .docx in Word and read the description aloud. If any</w:t>
       </w:r>
+    </w:p>
+    <w:p>
       <w:r>
-        <w:rPr>
-          <w:rStyle w:val="InlineCode"/>
-          <w:rFonts w:ascii="Consolas" w:hAnsi="Consolas"/>
-        </w:rPr>
-        <w:t>node store-assets/render.js</w:t>
+        <w:t xml:space="preserve">   sentence sounds like a search-engine keyword stuffing exercise,</w:t>
       </w:r>
+    </w:p>
+    <w:p>
       <w:r>
-        <w:t xml:space="preserve"> and </w:t>
-      </w:r>
-      <w:r>
-        <w:rPr>
-          <w:rStyle w:val="InlineCode"/>
-          <w:rFonts w:ascii="Consolas" w:hAnsi="Consolas"/>
-        </w:rPr>
-        <w:t>node amasamya-extension/icons/render-icons.js</w:t>
-      </w:r>
-      <w:r>
-        <w:t xml:space="preserve"> to confirm the renders match the committed PNGs.</w:t>
+        <w:t xml:space="preserve">   rewrite it as plainer prose before pasting.</w:t>
       </w:r>
     </w:p>
     <w:p>
@@ -511,31 +810,12 @@
         <w:pStyle w:val="ListNumber"/>
       </w:pPr>
       <w:r>
-        <w:t xml:space="preserve">Open </w:t>
-      </w:r>
-      <w:r>
-        <w:rPr>
-          <w:rStyle w:val="InlineCode"/>
-          <w:rFonts w:ascii="Consolas" w:hAnsi="Consolas"/>
-        </w:rPr>
-        <w:t>store-assets/marquee.png</w:t>
-      </w:r>
-      <w:r>
-        <w:t xml:space="preserve"> in any image viewer — confirm it</w:t>
+        <w:t>Confirm the section between BEGIN/END markers contains no</w:t>
       </w:r>
     </w:p>
     <w:p>
       <w:r>
-        <w:t xml:space="preserve">   says </w:t>
-      </w:r>
-      <w:r>
-        <w:rPr>
-          <w:b/>
-        </w:rPr>
-        <w:t>AMASAMYA</w:t>
-      </w:r>
-      <w:r>
-        <w:t xml:space="preserve"> in the corner, not AMA11Y.</w:t>
+        <w:t xml:space="preserve">   parenthetical keyword lists and no comma-separated brand names.</w:t>
       </w:r>
     </w:p>
     <w:p>
@@ -543,48 +823,38 @@
         <w:pStyle w:val="ListNumber"/>
       </w:pPr>
       <w:r>
-        <w:t xml:space="preserve">Open </w:t>
-      </w:r>
-      <w:r>
-        <w:rPr>
-          <w:rStyle w:val="InlineCode"/>
-          <w:rFonts w:ascii="Consolas" w:hAnsi="Consolas"/>
-        </w:rPr>
-        <w:t>amasamya-extension/icons/icon-128.png</w:t>
-      </w:r>
-      <w:r>
-        <w:t xml:space="preserve"> — confirm same.</w:t>
+        <w:t>Paste, save draft, submit for review.</w:t>
       </w:r>
     </w:p>
     <w:p>
       <w:pPr>
-        <w:pStyle w:val="ListNumber"/>
+        <w:pStyle w:val="Heading2"/>
       </w:pPr>
       <w:r>
-        <w:t xml:space="preserve">Open </w:t>
-      </w:r>
-      <w:r>
-        <w:rPr>
-          <w:rStyle w:val="InlineCode"/>
-          <w:rFonts w:ascii="Consolas" w:hAnsi="Consolas"/>
-        </w:rPr>
-        <w:t>amasamya.akhileshmalani.com/privacy</w:t>
-      </w:r>
-      <w:r>
-        <w:t xml:space="preserve"> in an incognito tab —</w:t>
+        <w:t>Reply to the rejection email</w:t>
       </w:r>
     </w:p>
     <w:p>
       <w:r>
-        <w:t xml:space="preserve">   confirm 200 OK and the page loads.</w:t>
+        <w:t>When you resubmit, also reply to the Yellow Argon rejection email</w:t>
+      </w:r>
+    </w:p>
+    <w:p>
+      <w:r>
+        <w:t>with one short paragraph so the reviewer sees you addressed their</w:t>
+      </w:r>
+    </w:p>
+    <w:p>
+      <w:r>
+        <w:t>specific feedback. Suggested text:</w:t>
       </w:r>
     </w:p>
     <w:p>
       <w:pPr>
-        <w:pStyle w:val="ListNumber"/>
+        <w:pStyle w:val="IntenseQuote"/>
       </w:pPr>
       <w:r>
-        <w:t>Submit.</w:t>
+        <w:t>Thank you for the detailed rejection note. I have rewritten the listing description to remove the file-format enumeration that triggered the Yellow Argon keyword-spam flag, and I have proactively removed several other comma-separated keyword lists elsewhere in the description (the WCAG-engine enumeration and the screen-reader brand list) that pattern-match the same policy. The revised description focuses on what AMASAMYA does in plain prose rather than enumerating supported names. The resubmission also includes the corrected runtime icons (the previous build still rendered as "A11Y") and freshly regenerated screenshots. Please review at your convenience.  — Akhilesh Malani</w:t>
       </w:r>
     </w:p>
     <w:sectPr>

--- a/beta/cws-listing-description.docx
+++ b/beta/cws-listing-description.docx
@@ -81,6 +81,11 @@
     <w:p>
       <w:r>
         <w:t>Live web pages. Paste a URL or click the toolbar button on any tab. AMASAMYA runs a full WCAG 2.2 audit on the active page covering colour contrast, ARIA validation, focus management, structural semantics, and the broader interaction patterns the standard requires.</w:t>
+      </w:r>
+    </w:p>
+    <w:p>
+      <w:r>
+        <w:t>Beyond the structural checks, AMASAMYA also runs visual-behaviour audits that most other tools skip. It applies a 200% zoom to the page and detects content that clips or introduces horizontal scrolling. It parses any dark-mode stylesheet rules the page declares and verifies the contrast of every colour pair the dark palette specifies. It heuristically flags copy that names a UI element by colour alone, asterisk-only required-field markers with no programmatic indicator, and unlabelled small coloured shapes that look like status dots. It checks every interactive target against the AAA recommendation of forty-four by forty-four CSS pixels in addition to the AA minimum.</w:t>
       </w:r>
     </w:p>
     <w:p>
@@ -854,7 +859,7 @@
         <w:pStyle w:val="IntenseQuote"/>
       </w:pPr>
       <w:r>
-        <w:t>Thank you for the detailed rejection note. I have rewritten the listing description to remove the file-format enumeration that triggered the Yellow Argon keyword-spam flag, and I have proactively removed several other comma-separated keyword lists elsewhere in the description (the WCAG-engine enumeration and the screen-reader brand list) that pattern-match the same policy. The revised description focuses on what AMASAMYA does in plain prose rather than enumerating supported names. The resubmission also includes the corrected runtime icons (the previous build still rendered as "A11Y") and freshly regenerated screenshots. Please review at your convenience.  — Akhilesh Malani</w:t>
+        <w:t>Thank you for the detailed rejection note. I have rewritten the listing description to remove the file-format enumeration that triggered the Yellow Argon keyword-spam flag, and I have proactively removed several other comma-separated keyword lists elsewhere in the description (the WCAG-engine enumeration and the screen-reader brand list) that pattern-match the same policy. The revised description focuses on what AMASAMYA does in plain prose rather than enumerating supported names.  This resubmission also bumps the package to v3.2.0, which adds four new visual-behaviour audit engines: a 200% zoom verification for SC 1.4.4, dark-mode palette contrast verification for SC 1.4.3, a heuristic for colour-only meaning under SC 1.4.1, and the AAA 44 by 44 target-size recommendation under SC 2.5.5. The earlier branding fixes from the previous resubmission (corrected runtime icons that previously still rendered as "A11Y", and freshly regenerated screenshots) are all preserved in this build. Please review at your convenience.  — Akhilesh Malani</w:t>
       </w:r>
     </w:p>
     <w:sectPr>

--- a/beta/cws-listing-description.docx
+++ b/beta/cws-listing-description.docx
@@ -96,6 +96,26 @@
     <w:p>
       <w:r>
         <w:t>Mobile apps. A structured manual-test checklist for iOS, Android, and WearOS. Each item names the WCAG criterion, the assistive technology to use, and the specific test method. Reports can be exported.</w:t>
+      </w:r>
+    </w:p>
+    <w:p>
+      <w:r>
+        <w:t>HOW TO USE IT</w:t>
+      </w:r>
+    </w:p>
+    <w:p>
+      <w:r>
+        <w:t>After installation, open any web page you want to audit. Press Ctrl + Shift + U on Windows or Linux, or Command + Shift + U on Mac. The AMASAMYA side panel opens on the side of your Chrome window and fills with audit findings within five seconds.</w:t>
+      </w:r>
+    </w:p>
+    <w:p>
+      <w:r>
+        <w:t>With a screen reader, press F6 to move focus into the side panel after the audit completes. Then use the H key in browse mode to move from one finding to the next. Each finding announces its WCAG criterion, its severity, and a one-sentence remediation hint.</w:t>
+      </w:r>
+    </w:p>
+    <w:p>
+      <w:r>
+        <w:t>If the Ctrl + Shift + U shortcut does not work on your system — for example because Windows is using it for Unicode input — you can reassign it. Open chrome://extensions/shortcuts in the address bar, find AMASAMYA in the list, and bind any combination that is free on your machine. Alt + Shift + A is a safe alternative on most systems.</w:t>
       </w:r>
     </w:p>
     <w:p>

--- a/beta/cws-listing-description.docx
+++ b/beta/cws-listing-description.docx
@@ -7,7 +7,7 @@
         <w:pStyle w:val="Title"/>
       </w:pPr>
       <w:r>
-        <w:t>AMASAMYA — Cws Listing Description</w:t>
+        <w:t>AMASAMYA - CWS Listing Description (paste-ready)</w:t>
       </w:r>
     </w:p>
     <w:p>
@@ -15,7 +15,7 @@
         <w:pStyle w:val="Heading1"/>
       </w:pPr>
       <w:r>
-        <w:t>Chrome Web Store — Listing Description</w:t>
+        <w:t>Chrome Web Store - Listing Description</w:t>
       </w:r>
     </w:p>
     <w:p>
@@ -50,7 +50,7 @@
     </w:p>
     <w:p>
       <w:r>
-        <w:t>The text below the markers is reference / commentary — do not paste</w:t>
+        <w:t>The text below the markers is reference / commentary - do not paste</w:t>
       </w:r>
     </w:p>
     <w:p>
@@ -115,7 +115,7 @@
     </w:p>
     <w:p>
       <w:r>
-        <w:t>If the Ctrl + Shift + U shortcut does not work on your system — for example because Windows is using it for Unicode input — you can reassign it. Open chrome://extensions/shortcuts in the address bar, find AMASAMYA in the list, and bind any combination that is free on your machine. Alt + Shift + A is a safe alternative on most systems.</w:t>
+        <w:t>If the Ctrl + Shift + U shortcut does not work on your system - for example because Windows is using it for Unicode input - you can reassign it. Open chrome://extensions/shortcuts in the address bar, find AMASAMYA in the list, and bind any combination that is free on your machine. Alt + Shift + A is a safe alternative on most systems.</w:t>
       </w:r>
     </w:p>
     <w:p>
@@ -205,7 +205,7 @@
     </w:p>
     <w:p>
       <w:r>
-        <w:t>AMASAMYA is built and maintained by Akhilesh Malani — accessibility architect and digital inclusion strategist. It is fully self-funded, with no investor influence on the privacy or feature roadmap.</w:t>
+        <w:t>AMASAMYA is built and maintained by Akhilesh Malani - accessibility architect and digital inclusion strategist. It is fully self-funded, with no investor influence on the privacy or feature roadmap.</w:t>
       </w:r>
     </w:p>
     <w:p>
@@ -351,7 +351,7 @@
           <w:p>
             <w:r/>
             <w:r>
-              <w:t>Direct cause of the Yellow Argon rejection — long enumeration of file-format keywords, several with parenthetical aliases.</w:t>
+              <w:t>Direct cause of the Yellow Argon rejection - long enumeration of file-format keywords, several with parenthetical aliases.</w:t>
             </w:r>
           </w:p>
         </w:tc>
@@ -433,7 +433,7 @@
           <w:p>
             <w:r/>
             <w:r>
-              <w:t>Brand-name pile-up — the four highest-volume accessibility search terms in one comma list.</w:t>
+              <w:t>Brand-name pile-up - the four highest-volume accessibility search terms in one comma list.</w:t>
             </w:r>
           </w:p>
         </w:tc>
@@ -515,7 +515,7 @@
           <w:p>
             <w:r/>
             <w:r>
-              <w:t>Borderline — slash-separated keyword list; removed for safety.</w:t>
+              <w:t>Borderline - slash-separated keyword list; removed for safety.</w:t>
             </w:r>
           </w:p>
         </w:tc>
@@ -652,7 +652,7 @@
     </w:p>
     <w:p>
       <w:r>
-        <w:t xml:space="preserve">  read naturally as a list (none in this revision) — flat prose</w:t>
+        <w:t xml:space="preserve">  read naturally as a list (none in this revision) - flat prose</w:t>
       </w:r>
     </w:p>
     <w:p>
@@ -736,7 +736,7 @@
         <w:t>amasamya.akhileshmalani.com</w:t>
       </w:r>
       <w:r>
-        <w:t xml:space="preserve"> — main site, must be live.</w:t>
+        <w:t xml:space="preserve"> - main site, must be live.</w:t>
       </w:r>
     </w:p>
     <w:p>
@@ -751,7 +751,7 @@
         <w:t>amasamya.akhileshmalani.com/privacy</w:t>
       </w:r>
       <w:r>
-        <w:t xml:space="preserve"> — must return 200 (already</w:t>
+        <w:t xml:space="preserve"> - must return 200 (already</w:t>
       </w:r>
     </w:p>
     <w:p>
@@ -771,7 +771,7 @@
         <w:t>amasamya.akhileshmalani.com/credits</w:t>
       </w:r>
       <w:r>
-        <w:t xml:space="preserve"> — needs to exist if you</w:t>
+        <w:t xml:space="preserve"> - needs to exist if you</w:t>
       </w:r>
     </w:p>
     <w:p>
@@ -879,7 +879,7 @@
         <w:pStyle w:val="IntenseQuote"/>
       </w:pPr>
       <w:r>
-        <w:t>Thank you for the detailed rejection note. I have rewritten the listing description to remove the file-format enumeration that triggered the Yellow Argon keyword-spam flag, and I have proactively removed several other comma-separated keyword lists elsewhere in the description (the WCAG-engine enumeration and the screen-reader brand list) that pattern-match the same policy. The revised description focuses on what AMASAMYA does in plain prose rather than enumerating supported names.  This resubmission also bumps the package to v3.2.0, which adds four new visual-behaviour audit engines: a 200% zoom verification for SC 1.4.4, dark-mode palette contrast verification for SC 1.4.3, a heuristic for colour-only meaning under SC 1.4.1, and the AAA 44 by 44 target-size recommendation under SC 2.5.5. The earlier branding fixes from the previous resubmission (corrected runtime icons that previously still rendered as "A11Y", and freshly regenerated screenshots) are all preserved in this build. Please review at your convenience.  — Akhilesh Malani</w:t>
+        <w:t>Thank you for the detailed rejection note. I have rewritten the listing description to remove the file-format enumeration that triggered the Yellow Argon keyword-spam flag, and I have proactively removed several other comma-separated keyword lists elsewhere in the description (the WCAG-engine enumeration and the screen-reader brand list) that pattern-match the same policy. The revised description focuses on what AMASAMYA does in plain prose rather than enumerating supported names.  This resubmission also bumps the package to v3.2.0, which adds four new visual-behaviour audit engines: a 200% zoom verification for SC 1.4.4, dark-mode palette contrast verification for SC 1.4.3, a heuristic for colour-only meaning under SC 1.4.1, and the AAA 44 by 44 target-size recommendation under SC 2.5.5. The earlier branding fixes from the previous resubmission (corrected runtime icons that previously still rendered as "A11Y", and freshly regenerated screenshots) are all preserved in this build. Please review at your convenience.  - Akhilesh Malani</w:t>
       </w:r>
     </w:p>
     <w:sectPr>
